--- a/beta/outreach-emails.docx
+++ b/beta/outreach-emails.docx
@@ -7,7 +7,7 @@
         <w:pStyle w:val="Title"/>
       </w:pPr>
       <w:r>
-        <w:t>AMASAMYA Beta — Outreach Email Templates</w:t>
+        <w:t>AMASAMYA Beta - Outreach Email Templates</w:t>
       </w:r>
     </w:p>
     <w:p>
@@ -15,7 +15,7 @@
         <w:pStyle w:val="Heading1"/>
       </w:pPr>
       <w:r>
-        <w:t>AMASAMYA Beta — Outreach Email Templates</w:t>
+        <w:t>AMASAMYA Beta - Outreach Email Templates</w:t>
       </w:r>
     </w:p>
     <w:p>
@@ -25,7 +25,7 @@
     </w:p>
     <w:p>
       <w:r>
-        <w:t>fields before sending.** Subject lines matter more than the body — they</w:t>
+        <w:t>fields before sending.** Subject lines matter more than the body - they</w:t>
       </w:r>
     </w:p>
     <w:p>
@@ -80,7 +80,7 @@
         <w:pStyle w:val="Heading2"/>
       </w:pPr>
       <w:r>
-        <w:t>Template 1 — WebAIM mailing list / Deque axe-Slack</w:t>
+        <w:t>Template 1 - WebAIM mailing list / Deque axe-Slack</w:t>
       </w:r>
     </w:p>
     <w:p>
@@ -101,7 +101,7 @@
         <w:t>Subject (Slack):</w:t>
       </w:r>
       <w:r>
-        <w:t xml:space="preserve"> *[Beta] Looking for blind testers for AMASAMYA — a</w:t>
+        <w:t xml:space="preserve"> *[Beta] Looking for blind testers for AMASAMYA - a</w:t>
       </w:r>
     </w:p>
     <w:p>
@@ -122,7 +122,7 @@
     </w:p>
     <w:p>
       <w:r>
-        <w:t>audit tool — paid sessions*</w:t>
+        <w:t>audit tool - paid sessions*</w:t>
       </w:r>
     </w:p>
     <w:p>
@@ -156,7 +156,7 @@
         <w:t>$[X] gift card per tester</w:t>
       </w:r>
       <w:r>
-        <w:t>, regardless of how positive or critical the feedback.  The tool runs WCAG checks on live URLs, on uploaded documents (PDF, DOCX, PPTX, XLSX, EPUB, ODT/ODS/ODP), and via a structured mobile checklist. The whole interface is keyboard- and screen-reader-first; the audit findings are written to be actionable for non-sighted developers.  If you're interested, reply directly or DM me. I'll send a short brief, the test URL, and book a session if you'd like to test together on Zoom (your choice — async via form is also fine).  Happy to answer questions in-thread.  — Akhilesh Malani · [link to your LinkedIn or homepage]</w:t>
+        <w:t>, regardless of how positive or critical the feedback.  The tool runs WCAG checks on live URLs, on uploaded documents (PDF, DOCX, PPTX, XLSX, EPUB, ODT/ODS/ODP), and via a structured mobile checklist. The whole interface is keyboard- and screen-reader-first; the audit findings are written to be actionable for non-sighted developers.  If you're interested, reply directly or DM me. I'll send a short brief, the test URL, and book a session if you'd like to test together on Zoom (your choice - async via form is also fine).  Happy to answer questions in-thread.  - Akhilesh Malani · [link to your LinkedIn or homepage]</w:t>
       </w:r>
     </w:p>
     <w:p>
@@ -169,7 +169,7 @@
         <w:pStyle w:val="Heading2"/>
       </w:pPr>
       <w:r>
-        <w:t>Template 2 — Knowbility / DAISY / RNIB / NFB / AFB / CNIB</w:t>
+        <w:t>Template 2 - Knowbility / DAISY / RNIB / NFB / AFB / CNIB</w:t>
       </w:r>
     </w:p>
     <w:p>
@@ -179,7 +179,7 @@
     </w:p>
     <w:p>
       <w:r>
-        <w:t>can find one — community-managers and tech-team-leads have public</w:t>
+        <w:t>can find one - community-managers and tech-team-leads have public</w:t>
       </w:r>
     </w:p>
     <w:p>
@@ -201,7 +201,7 @@
         <w:rPr>
           <w:i/>
         </w:rPr>
-        <w:t>Beta evaluation request — AMASAMYA WCAG audit tool</w:t>
+        <w:t>Beta evaluation request - AMASAMYA WCAG audit tool</w:t>
       </w:r>
     </w:p>
     <w:p>
@@ -217,7 +217,7 @@
         <w:pStyle w:val="IntenseQuote"/>
       </w:pPr>
       <w:r>
-        <w:t>Hi [first name],  I'm Akhilesh Malani — accessibility architect, building a web-based WCAG 2.2 audit platform called AMASAMYA. The tool runs accessibility audits on live URLs, uploaded documents, and mobile-app checklists. It's designed blind-first: the entire interface is operable with a screen reader and keyboard.  I'm reaching out because [Knowbility / DAISY / RNIB / NFB / AFB / CNIB] is the most credible source of feedback on whether a tool like this actually serves the community it claims to. I'd be grateful if you'd consider one of:  1. Forwarding this to your community-of-practice / tech evaluation    group, with whatever framing you're comfortable with. 2. Letting me sponsor a paid evaluation by one or more of your    members — $[X] honorarium per tester, format up to them. 3. A 20-minute call where I demo the tool and you tell me whether    you'd consider listing it in [your tool registry / your community    resources / your supplier evaluations].  Tester brief: [link to /beta/tester-brief on your domain] Privacy &amp; data handling: [link to /privacy] The tool itself: [link]  No obligation. If this isn't a fit, just reply "no thanks" and I won't follow up.  Thank you for your time —  Akhilesh Malani [link]</w:t>
+        <w:t>Hi [first name],  I'm Akhilesh Malani - accessibility architect, building a web-based WCAG 2.2 audit platform called AMASAMYA. The tool runs accessibility audits on live URLs, uploaded documents, and mobile-app checklists. It's designed blind-first: the entire interface is operable with a screen reader and keyboard.  I'm reaching out because [Knowbility / DAISY / RNIB / NFB / AFB / CNIB] is the most credible source of feedback on whether a tool like this actually serves the community it claims to. I'd be grateful if you'd consider one of:  1. Forwarding this to your community-of-practice / tech evaluation    group, with whatever framing you're comfortable with. 2. Letting me sponsor a paid evaluation by one or more of your    members - $[X] honorarium per tester, format up to them. 3. A 20-minute call where I demo the tool and you tell me whether    you'd consider listing it in [your tool registry / your community    resources / your supplier evaluations].  Tester brief: [link to /beta/tester-brief on your domain] Privacy &amp; data handling: [link to /privacy] The tool itself: [link]  No obligation. If this isn't a fit, just reply "no thanks" and I won't follow up.  Thank you for your time -  Akhilesh Malani [link]</w:t>
       </w:r>
     </w:p>
     <w:p>
@@ -230,7 +230,7 @@
         <w:pStyle w:val="Heading2"/>
       </w:pPr>
       <w:r>
-        <w:t>Template 3 — Individual paid expert (LinkedIn DM or email)</w:t>
+        <w:t>Template 3 - Individual paid expert (LinkedIn DM or email)</w:t>
       </w:r>
     </w:p>
     <w:p>
@@ -257,7 +257,7 @@
         <w:rPr>
           <w:i/>
         </w:rPr>
-        <w:t>Paid 1-hour evaluation request — accessibility audit tool</w:t>
+        <w:t>Paid 1-hour evaluation request - accessibility audit tool</w:t>
       </w:r>
     </w:p>
     <w:p>
@@ -273,7 +273,7 @@
         <w:pStyle w:val="IntenseQuote"/>
       </w:pPr>
       <w:r>
-        <w:t>Hi [first name],  I came across your work on [specific thing — name a talk, article, or project; do not say "your great work" — that's a sighted-developer tell].  I've built a WCAG 2.2 audit platform called AMASAMYA and I'm in closed-beta. Before I open it up, I'd value your evaluation: a 60-minute paid session (USD $[X]), format up to you — async with my tester brief, or live on Zoom, or however you usually work.  What you'd be looking at: a web app that audits live URLs, uploaded documents (PDF/DOCX/PPTX/XLSX/EPUB/ODT/ODS/ODP), and runs a structured mobile-app checklist. The interface is keyboard- and screen-reader-first.  Brief: [link] Tool: [link]  If you're booked / not interested / not the right fit, no need to reply. Otherwise let me know your preferred format and I'll send a calendar link.  Thanks, Akhilesh Malani</w:t>
+        <w:t>Hi [first name],  I came across your work on [specific thing - name a talk, article, or project; do not say "your great work" - that's a sighted-developer tell].  I've built a WCAG 2.2 audit platform called AMASAMYA and I'm in closed-beta. Before I open it up, I'd value your evaluation: a 60-minute paid session (USD $[X]), format up to you - async with my tester brief, or live on Zoom, or however you usually work.  What you'd be looking at: a web app that audits live URLs, uploaded documents (PDF/DOCX/PPTX/XLSX/EPUB/ODT/ODS/ODP), and runs a structured mobile-app checklist. The interface is keyboard- and screen-reader-first.  Brief: [link] Tool: [link]  If you're booked / not interested / not the right fit, no need to reply. Otherwise let me know your preferred format and I'll send a calendar link.  Thanks, Akhilesh Malani</w:t>
       </w:r>
     </w:p>
     <w:p>
@@ -286,12 +286,12 @@
         <w:pStyle w:val="Heading2"/>
       </w:pPr>
       <w:r>
-        <w:t>Template 4 — r/Blind on Reddit</w:t>
+        <w:t>Template 4 - r/Blind on Reddit</w:t>
       </w:r>
     </w:p>
     <w:p>
       <w:r>
-        <w:t>Reddit's a11y-related subs are strict about self-promotion — read the</w:t>
+        <w:t>Reddit's a11y-related subs are strict about self-promotion - read the</w:t>
       </w:r>
     </w:p>
     <w:p>
@@ -317,7 +317,7 @@
     </w:p>
     <w:p>
       <w:r>
-        <w:t>audit tool — daily screen reader users only*</w:t>
+        <w:t>audit tool - daily screen reader users only*</w:t>
       </w:r>
     </w:p>
     <w:p>
@@ -333,7 +333,7 @@
         <w:pStyle w:val="IntenseQuote"/>
       </w:pPr>
       <w:r>
-        <w:t xml:space="preserve">Hi r/Blind,  Mods, please remove if this isn't OK — I read the rules and I think it fits but I'd rather you tell me than ban me.  I've built a web-based accessibility audit tool called AMASAMYA. The whole thing is designed to be used with a screen reader. Before I launch publicly I want to know whether the people it's meant for can actually use it.  What I'm asking: ~30 minutes of your time using the tool, then a short feedback form. </w:t>
+        <w:t xml:space="preserve">Hi r/Blind,  Mods, please remove if this isn't OK - I read the rules and I think it fits but I'd rather you tell me than ban me.  I've built a web-based accessibility audit tool called AMASAMYA. The whole thing is designed to be used with a screen reader. Before I launch publicly I want to know whether the people it's meant for can actually use it.  What I'm asking: ~30 minutes of your time using the tool, then a short feedback form. </w:t>
       </w:r>
       <w:r>
         <w:rPr>
@@ -342,7 +342,7 @@
         <w:t>$[X] gift card per tester</w:t>
       </w:r>
       <w:r>
-        <w:t>, win or lose.  I need: - Daily screen reader users. - Honest feedback. Critical is more useful than nice.  What I won't do: - Add you to a mailing list. - Share your details. - Ask for unpaid work after this session.  Tester brief (no signup needed to read it): [link]  Reply or DM if interested — I'll send instructions and the form.</w:t>
+        <w:t>, win or lose.  I need: - Daily screen reader users. - Honest feedback. Critical is more useful than nice.  What I won't do: - Add you to a mailing list. - Share your details. - Ask for unpaid work after this session.  Tester brief (no signup needed to read it): [link]  Reply or DM if interested - I'll send instructions and the form.</w:t>
       </w:r>
     </w:p>
     <w:p>
@@ -355,12 +355,12 @@
         <w:pStyle w:val="Heading2"/>
       </w:pPr>
       <w:r>
-        <w:t>Template 5 — Personal warm intro (someone you already know)</w:t>
+        <w:t>Template 5 - Personal warm intro (someone you already know)</w:t>
       </w:r>
     </w:p>
     <w:p>
       <w:r>
-        <w:t>Use sparingly — close contacts only. Skip the formality.</w:t>
+        <w:t>Use sparingly - close contacts only. Skip the formality.</w:t>
       </w:r>
     </w:p>
     <w:p>
@@ -377,7 +377,7 @@
         <w:rPr>
           <w:i/>
         </w:rPr>
-        <w:t>Quick favour — beta-testing my a11y tool</w:t>
+        <w:t>Quick favour - beta-testing my a11y tool</w:t>
       </w:r>
     </w:p>
     <w:p>
@@ -385,7 +385,7 @@
         <w:pStyle w:val="IntenseQuote"/>
       </w:pPr>
       <w:r>
-        <w:t>Hey [name],  Quick ask. I've finished a build of AMASAMYA and I'm rounding up beta testers. Are you up for ~30 minutes? Honoraria, no strings.  Brief: [link]  If you're slammed, no worries — would you forward this to one screen reader user you trust?  Thanks — A.</w:t>
+        <w:t>Hey [name],  Quick ask. I've finished a build of AMASAMYA and I'm rounding up beta testers. Are you up for ~30 minutes? Honoraria, no strings.  Brief: [link]  If you're slammed, no worries - would you forward this to one screen reader user you trust?  Thanks - A.</w:t>
       </w:r>
     </w:p>
     <w:p>
@@ -398,7 +398,7 @@
         <w:pStyle w:val="Heading2"/>
       </w:pPr>
       <w:r>
-        <w:t>Tracking — keep this simple</w:t>
+        <w:t>Tracking - keep this simple</w:t>
       </w:r>
     </w:p>
     <w:p>
@@ -593,7 +593,7 @@
     </w:p>
     <w:p>
       <w:r>
-        <w:t xml:space="preserve">  the second silence, drop it — the next person is more likely to say</w:t>
+        <w:t xml:space="preserve">  the second silence, drop it - the next person is more likely to say</w:t>
       </w:r>
     </w:p>
     <w:p>
